--- a/templates/2.12_项目周报.docx
+++ b/templates/2.12_项目周报.docx
@@ -26,7 +26,7 @@
           <w:sz w:val="21"/>
           <w:sz w:val="21"/>
         </w:rPr>
-        <w:t xml:space="preserve">工程名称：×××</w:t>
+        <w:t xml:space="preserve">工程名称：×××工程</w:t>
       </w:r>
     </w:p>
     <w:p>
@@ -39,7 +39,7 @@
           <w:sz w:val="21"/>
           <w:sz w:val="21"/>
         </w:rPr>
-        <w:t xml:space="preserve">编号：YS-XXXXXX</w:t>
+        <w:t xml:space="preserve">编号：项目编号-A25-流水号</w:t>
       </w:r>
     </w:p>
     <w:tbl>
@@ -212,193 +212,185 @@
       <w:tr>
         <w:tc>
           <w:tcPr>
-            <w:tcW w:w="9300" w:type="dxa"/>
-            <w:gridSpan w:val="4"/>
-            <w:shd w:val="clear" w:color="auto" w:fill="6B3A2A"/>
-            <w:tcBorders>
-              <w:top w:val="single" w:sz="4" w:color="6B3A2A"/>
-              <w:left w:val="single" w:sz="4" w:color="6B3A2A"/>
-              <w:bottom w:val="single" w:sz="4" w:color="6B3A2A"/>
-              <w:right w:val="single" w:sz="4" w:color="6B3A2A"/>
-            </w:tcBorders>
-          </w:tcPr>
-          <w:p>
-            <w:r>
-              <w:rPr>
-                <w:b/>
-                <w:color w:val="FFFFFF"/>
-                <w:rFonts w:eastAsia="黑体"/>
-                <w:sz w:val="20"/>
-              </w:rPr>
-              <w:t>本期完成工作</w:t>
-            </w:r>
-          </w:p>
-        </w:tc>
-      </w:tr>
-      <w:tr>
-        <w:tc>
-          <w:tcPr>
-            <w:tcW w:w="9300" w:type="dxa"/>
-            <w:gridSpan w:val="4"/>
-            <w:tcBorders>
-              <w:top w:val="single" w:sz="4" w:color="8A6A3A"/>
-              <w:left w:val="single" w:sz="4" w:color="8A6A3A"/>
-              <w:bottom w:val="single" w:sz="4" w:color="8A6A3A"/>
-              <w:right w:val="single" w:sz="4" w:color="8A6A3A"/>
-            </w:tcBorders>
-            <w:shd w:val="clear" w:color="auto" w:fill="FFF8EE"/>
-          </w:tcPr>
-          <w:p>
-            <w:pPr>
-              <w:spacing w:before="40" w:after="40"/>
-            </w:pPr>
-            <w:r>
-              <w:rPr>
-                <w:rFonts w:ascii="宋体" w:hAnsi="宋体" w:eastAsia="宋体"/>
-                <w:sz w:val="21"/>
-              </w:rPr>
-              <w:t xml:space="preserve"/>
-            </w:r>
-          </w:p>
-        </w:tc>
-      </w:tr>
-      <w:tr>
-        <w:tc>
-          <w:tcPr>
-            <w:tcW w:w="9300" w:type="dxa"/>
-            <w:gridSpan w:val="4"/>
-            <w:shd w:val="clear" w:color="auto" w:fill="6B3A2A"/>
-            <w:tcBorders>
-              <w:top w:val="single" w:sz="4" w:color="6B3A2A"/>
-              <w:left w:val="single" w:sz="4" w:color="6B3A2A"/>
-              <w:bottom w:val="single" w:sz="4" w:color="6B3A2A"/>
-              <w:right w:val="single" w:sz="4" w:color="6B3A2A"/>
-            </w:tcBorders>
-          </w:tcPr>
-          <w:p>
-            <w:r>
-              <w:rPr>
-                <w:b/>
-                <w:color w:val="FFFFFF"/>
-                <w:rFonts w:eastAsia="黑体"/>
-                <w:sz w:val="20"/>
-              </w:rPr>
-              <w:t>未完事项</w:t>
-            </w:r>
-          </w:p>
-        </w:tc>
-      </w:tr>
-      <w:tr>
-        <w:tc>
-          <w:tcPr>
-            <w:tcW w:w="9300" w:type="dxa"/>
-            <w:gridSpan w:val="4"/>
-            <w:tcBorders>
-              <w:top w:val="single" w:sz="4" w:color="8A6A3A"/>
-              <w:left w:val="single" w:sz="4" w:color="8A6A3A"/>
-              <w:bottom w:val="single" w:sz="4" w:color="8A6A3A"/>
-              <w:right w:val="single" w:sz="4" w:color="8A6A3A"/>
-            </w:tcBorders>
-            <w:shd w:val="clear" w:color="auto" w:fill="FFF8EE"/>
-          </w:tcPr>
-          <w:p>
-            <w:pPr>
-              <w:spacing w:before="40" w:after="40"/>
-            </w:pPr>
-            <w:r>
-              <w:rPr>
-                <w:rFonts w:ascii="宋体" w:hAnsi="宋体" w:eastAsia="宋体"/>
-                <w:sz w:val="21"/>
-              </w:rPr>
-              <w:t xml:space="preserve"/>
-            </w:r>
-          </w:p>
-        </w:tc>
-      </w:tr>
-      <w:tr>
-        <w:tc>
-          <w:tcPr>
-            <w:tcW w:w="9300" w:type="dxa"/>
-            <w:gridSpan w:val="4"/>
-            <w:shd w:val="clear" w:color="auto" w:fill="6B3A2A"/>
-            <w:tcBorders>
-              <w:top w:val="single" w:sz="4" w:color="6B3A2A"/>
-              <w:left w:val="single" w:sz="4" w:color="6B3A2A"/>
-              <w:bottom w:val="single" w:sz="4" w:color="6B3A2A"/>
-              <w:right w:val="single" w:sz="4" w:color="6B3A2A"/>
-            </w:tcBorders>
-          </w:tcPr>
-          <w:p>
-            <w:r>
-              <w:rPr>
-                <w:b/>
-                <w:color w:val="FFFFFF"/>
-                <w:rFonts w:eastAsia="黑体"/>
-                <w:sz w:val="20"/>
-              </w:rPr>
-              <w:t>存在问题</w:t>
-            </w:r>
-          </w:p>
-        </w:tc>
-      </w:tr>
-      <w:tr>
-        <w:tc>
-          <w:tcPr>
-            <w:tcW w:w="9300" w:type="dxa"/>
-            <w:gridSpan w:val="4"/>
-            <w:tcBorders>
-              <w:top w:val="single" w:sz="4" w:color="8A6A3A"/>
-              <w:left w:val="single" w:sz="4" w:color="8A6A3A"/>
-              <w:bottom w:val="single" w:sz="4" w:color="8A6A3A"/>
-              <w:right w:val="single" w:sz="4" w:color="8A6A3A"/>
-            </w:tcBorders>
-            <w:shd w:val="clear" w:color="auto" w:fill="FFF8EE"/>
-          </w:tcPr>
-          <w:p>
-            <w:pPr>
-              <w:spacing w:before="40" w:after="40"/>
-            </w:pPr>
-            <w:r>
-              <w:rPr>
-                <w:rFonts w:ascii="宋体" w:hAnsi="宋体" w:eastAsia="宋体"/>
-                <w:sz w:val="21"/>
-              </w:rPr>
-              <w:t xml:space="preserve"/>
-            </w:r>
-          </w:p>
-        </w:tc>
-      </w:tr>
-      <w:tr>
-        <w:tc>
-          <w:tcPr>
-            <w:tcW w:w="9300" w:type="dxa"/>
-            <w:gridSpan w:val="4"/>
-            <w:shd w:val="clear" w:color="auto" w:fill="6B3A2A"/>
-            <w:tcBorders>
-              <w:top w:val="single" w:sz="4" w:color="6B3A2A"/>
-              <w:left w:val="single" w:sz="4" w:color="6B3A2A"/>
-              <w:bottom w:val="single" w:sz="4" w:color="6B3A2A"/>
-              <w:right w:val="single" w:sz="4" w:color="6B3A2A"/>
-            </w:tcBorders>
-          </w:tcPr>
-          <w:p>
-            <w:r>
-              <w:rPr>
-                <w:b/>
-                <w:color w:val="FFFFFF"/>
-                <w:rFonts w:eastAsia="黑体"/>
-                <w:sz w:val="20"/>
-              </w:rPr>
-              <w:t>下期计划</w:t>
-            </w:r>
-          </w:p>
-        </w:tc>
-      </w:tr>
-      <w:tr>
-        <w:tc>
-          <w:tcPr>
-            <w:tcW w:w="9300" w:type="dxa"/>
-            <w:gridSpan w:val="4"/>
+            <w:tcW w:w="2200" w:type="dxa"/>
+            <w:tcBorders>
+              <w:top w:val="single" w:sz="4" w:color="8A6A3A"/>
+              <w:left w:val="single" w:sz="4" w:color="8A6A3A"/>
+              <w:bottom w:val="single" w:sz="4" w:color="8A6A3A"/>
+              <w:right w:val="single" w:sz="4" w:color="8A6A3A"/>
+            </w:tcBorders>
+            <w:shd w:val="clear" w:color="auto" w:fill="FFF8EE"/>
+          </w:tcPr>
+          <w:p>
+            <w:pPr>
+              <w:spacing w:before="40" w:after="40"/>
+            </w:pPr>
+            <w:r>
+              <w:rPr>
+                <w:rFonts w:ascii="宋体" w:hAnsi="宋体" w:eastAsia="宋体"/>
+                <w:sz w:val="21"/>
+              </w:rPr>
+              <w:t xml:space="preserve">本期完成工作</w:t>
+            </w:r>
+          </w:p>
+        </w:tc>
+        <w:tc>
+          <w:tcPr>
+            <w:tcW w:w="7100" w:type="dxa"/>
+            <w:gridSpan w:val="3"/>
+            <w:tcBorders>
+              <w:top w:val="single" w:sz="4" w:color="8A6A3A"/>
+              <w:left w:val="single" w:sz="4" w:color="8A6A3A"/>
+              <w:bottom w:val="single" w:sz="4" w:color="8A6A3A"/>
+              <w:right w:val="single" w:sz="4" w:color="8A6A3A"/>
+            </w:tcBorders>
+            <w:shd w:val="clear" w:color="auto" w:fill="FFF8EE"/>
+          </w:tcPr>
+          <w:p>
+            <w:pPr>
+              <w:spacing w:before="40" w:after="40"/>
+            </w:pPr>
+            <w:r>
+              <w:rPr>
+                <w:rFonts w:ascii="宋体" w:hAnsi="宋体" w:eastAsia="宋体"/>
+                <w:sz w:val="21"/>
+              </w:rPr>
+              <w:t xml:space="preserve"/>
+            </w:r>
+          </w:p>
+        </w:tc>
+      </w:tr>
+      <w:tr>
+        <w:tc>
+          <w:tcPr>
+            <w:tcW w:w="2200" w:type="dxa"/>
+            <w:tcBorders>
+              <w:top w:val="single" w:sz="4" w:color="8A6A3A"/>
+              <w:left w:val="single" w:sz="4" w:color="8A6A3A"/>
+              <w:bottom w:val="single" w:sz="4" w:color="8A6A3A"/>
+              <w:right w:val="single" w:sz="4" w:color="8A6A3A"/>
+            </w:tcBorders>
+            <w:shd w:val="clear" w:color="auto" w:fill="FFF8EE"/>
+          </w:tcPr>
+          <w:p>
+            <w:pPr>
+              <w:spacing w:before="40" w:after="40"/>
+            </w:pPr>
+            <w:r>
+              <w:rPr>
+                <w:rFonts w:ascii="宋体" w:hAnsi="宋体" w:eastAsia="宋体"/>
+                <w:sz w:val="21"/>
+              </w:rPr>
+              <w:t xml:space="preserve">未完事项</w:t>
+            </w:r>
+          </w:p>
+        </w:tc>
+        <w:tc>
+          <w:tcPr>
+            <w:tcW w:w="7100" w:type="dxa"/>
+            <w:gridSpan w:val="3"/>
+            <w:tcBorders>
+              <w:top w:val="single" w:sz="4" w:color="8A6A3A"/>
+              <w:left w:val="single" w:sz="4" w:color="8A6A3A"/>
+              <w:bottom w:val="single" w:sz="4" w:color="8A6A3A"/>
+              <w:right w:val="single" w:sz="4" w:color="8A6A3A"/>
+            </w:tcBorders>
+            <w:shd w:val="clear" w:color="auto" w:fill="FFF8EE"/>
+          </w:tcPr>
+          <w:p>
+            <w:pPr>
+              <w:spacing w:before="40" w:after="40"/>
+            </w:pPr>
+            <w:r>
+              <w:rPr>
+                <w:rFonts w:ascii="宋体" w:hAnsi="宋体" w:eastAsia="宋体"/>
+                <w:sz w:val="21"/>
+              </w:rPr>
+              <w:t xml:space="preserve"/>
+            </w:r>
+          </w:p>
+        </w:tc>
+      </w:tr>
+      <w:tr>
+        <w:tc>
+          <w:tcPr>
+            <w:tcW w:w="2200" w:type="dxa"/>
+            <w:tcBorders>
+              <w:top w:val="single" w:sz="4" w:color="8A6A3A"/>
+              <w:left w:val="single" w:sz="4" w:color="8A6A3A"/>
+              <w:bottom w:val="single" w:sz="4" w:color="8A6A3A"/>
+              <w:right w:val="single" w:sz="4" w:color="8A6A3A"/>
+            </w:tcBorders>
+            <w:shd w:val="clear" w:color="auto" w:fill="FFF8EE"/>
+          </w:tcPr>
+          <w:p>
+            <w:pPr>
+              <w:spacing w:before="40" w:after="40"/>
+            </w:pPr>
+            <w:r>
+              <w:rPr>
+                <w:rFonts w:ascii="宋体" w:hAnsi="宋体" w:eastAsia="宋体"/>
+                <w:sz w:val="21"/>
+              </w:rPr>
+              <w:t xml:space="preserve">存在问题</w:t>
+            </w:r>
+          </w:p>
+        </w:tc>
+        <w:tc>
+          <w:tcPr>
+            <w:tcW w:w="7100" w:type="dxa"/>
+            <w:gridSpan w:val="3"/>
+            <w:tcBorders>
+              <w:top w:val="single" w:sz="4" w:color="8A6A3A"/>
+              <w:left w:val="single" w:sz="4" w:color="8A6A3A"/>
+              <w:bottom w:val="single" w:sz="4" w:color="8A6A3A"/>
+              <w:right w:val="single" w:sz="4" w:color="8A6A3A"/>
+            </w:tcBorders>
+            <w:shd w:val="clear" w:color="auto" w:fill="FFF8EE"/>
+          </w:tcPr>
+          <w:p>
+            <w:pPr>
+              <w:spacing w:before="40" w:after="40"/>
+            </w:pPr>
+            <w:r>
+              <w:rPr>
+                <w:rFonts w:ascii="宋体" w:hAnsi="宋体" w:eastAsia="宋体"/>
+                <w:sz w:val="21"/>
+              </w:rPr>
+              <w:t xml:space="preserve"/>
+            </w:r>
+          </w:p>
+        </w:tc>
+      </w:tr>
+      <w:tr>
+        <w:tc>
+          <w:tcPr>
+            <w:tcW w:w="2200" w:type="dxa"/>
+            <w:tcBorders>
+              <w:top w:val="single" w:sz="4" w:color="8A6A3A"/>
+              <w:left w:val="single" w:sz="4" w:color="8A6A3A"/>
+              <w:bottom w:val="single" w:sz="4" w:color="8A6A3A"/>
+              <w:right w:val="single" w:sz="4" w:color="8A6A3A"/>
+            </w:tcBorders>
+            <w:shd w:val="clear" w:color="auto" w:fill="FFF8EE"/>
+          </w:tcPr>
+          <w:p>
+            <w:pPr>
+              <w:spacing w:before="40" w:after="40"/>
+            </w:pPr>
+            <w:r>
+              <w:rPr>
+                <w:rFonts w:ascii="宋体" w:hAnsi="宋体" w:eastAsia="宋体"/>
+                <w:sz w:val="21"/>
+              </w:rPr>
+              <w:t xml:space="preserve">下期计划</w:t>
+            </w:r>
+          </w:p>
+        </w:tc>
+        <w:tc>
+          <w:tcPr>
+            <w:tcW w:w="7100" w:type="dxa"/>
+            <w:gridSpan w:val="3"/>
             <w:tcBorders>
               <w:top w:val="single" w:sz="4" w:color="8A6A3A"/>
               <w:left w:val="single" w:sz="4" w:color="8A6A3A"/>
